--- a/dist/exports/inverse-trigonometric-functions_revision_notes.docx
+++ b/dist/exports/inverse-trigonometric-functions_revision_notes.docx
@@ -189,7 +189,7 @@
                 <w:color w:val="2D3748"/>
                 <w:sz w:val="19"/>
               </w:rPr>
-              <w:t>Inverse Trigonometric Functions - Core Application</w:t>
+              <w:t>Inverse Trigonometric Functions — Standard Calculations &amp; Problem Archetypes</w:t>
             </w:r>
           </w:p>
         </w:tc>
@@ -209,7 +209,7 @@
               <w:rPr>
                 <w:sz w:val="19"/>
               </w:rPr>
-              <w:t>36 PYQs</w:t>
+              <w:t>17 PYQs</w:t>
             </w:r>
           </w:p>
         </w:tc>
@@ -230,7 +230,181 @@
                 <w:color w:val="718096"/>
                 <w:sz w:val="19"/>
               </w:rPr>
-              <w:t>General Concept</w:t>
+              <w:t>Quantitative Analysis</w:t>
+            </w:r>
+          </w:p>
+        </w:tc>
+      </w:tr>
+      <w:tr>
+        <w:tc>
+          <w:tcPr>
+            <w:tcW w:type="dxa" w:w="2160"/>
+            <w:shd w:fill="FFFFFF"/>
+            <w:tcMar>
+              <w:top w:w="80" w:type="dxa"/>
+              <w:bottom w:w="80" w:type="dxa"/>
+              <w:left w:w="150" w:type="dxa"/>
+              <w:right w:w="150" w:type="dxa"/>
+            </w:tcMar>
+          </w:tcPr>
+          <w:p>
+            <w:r>
+              <w:rPr>
+                <w:b/>
+                <w:color w:val="C53030"/>
+                <w:sz w:val="19"/>
+              </w:rPr>
+              <w:t>Very High</w:t>
+            </w:r>
+          </w:p>
+        </w:tc>
+        <w:tc>
+          <w:tcPr>
+            <w:tcW w:type="dxa" w:w="4320"/>
+            <w:shd w:fill="FFFFFF"/>
+            <w:tcMar>
+              <w:top w:w="80" w:type="dxa"/>
+              <w:bottom w:w="80" w:type="dxa"/>
+              <w:left w:w="150" w:type="dxa"/>
+              <w:right w:w="150" w:type="dxa"/>
+            </w:tcMar>
+          </w:tcPr>
+          <w:p>
+            <w:r>
+              <w:rPr>
+                <w:b/>
+                <w:color w:val="2D3748"/>
+                <w:sz w:val="19"/>
+              </w:rPr>
+              <w:t>Inverse Trigonometric Functions — Core Principles &amp; Governing Laws</w:t>
+            </w:r>
+          </w:p>
+        </w:tc>
+        <w:tc>
+          <w:tcPr>
+            <w:tcW w:type="dxa" w:w="1728"/>
+            <w:shd w:fill="FFFFFF"/>
+            <w:tcMar>
+              <w:top w:w="80" w:type="dxa"/>
+              <w:bottom w:w="80" w:type="dxa"/>
+              <w:left w:w="150" w:type="dxa"/>
+              <w:right w:w="150" w:type="dxa"/>
+            </w:tcMar>
+          </w:tcPr>
+          <w:p>
+            <w:r>
+              <w:rPr>
+                <w:sz w:val="19"/>
+              </w:rPr>
+              <w:t>15 PYQs</w:t>
+            </w:r>
+          </w:p>
+        </w:tc>
+        <w:tc>
+          <w:tcPr>
+            <w:tcW w:type="dxa" w:w="1872"/>
+            <w:shd w:fill="FFFFFF"/>
+            <w:tcMar>
+              <w:top w:w="80" w:type="dxa"/>
+              <w:bottom w:w="80" w:type="dxa"/>
+              <w:left w:w="150" w:type="dxa"/>
+              <w:right w:w="150" w:type="dxa"/>
+            </w:tcMar>
+          </w:tcPr>
+          <w:p>
+            <w:r>
+              <w:rPr>
+                <w:color w:val="718096"/>
+                <w:sz w:val="19"/>
+              </w:rPr>
+              <w:t>Core Principle</w:t>
+            </w:r>
+          </w:p>
+        </w:tc>
+      </w:tr>
+      <w:tr>
+        <w:tc>
+          <w:tcPr>
+            <w:tcW w:type="dxa" w:w="2160"/>
+            <w:shd w:fill="F7FAFC"/>
+            <w:tcMar>
+              <w:top w:w="80" w:type="dxa"/>
+              <w:bottom w:w="80" w:type="dxa"/>
+              <w:left w:w="150" w:type="dxa"/>
+              <w:right w:w="150" w:type="dxa"/>
+            </w:tcMar>
+          </w:tcPr>
+          <w:p>
+            <w:r>
+              <w:rPr>
+                <w:b/>
+                <w:color w:val="718096"/>
+                <w:sz w:val="19"/>
+              </w:rPr>
+              <w:t>Moderate</w:t>
+            </w:r>
+          </w:p>
+        </w:tc>
+        <w:tc>
+          <w:tcPr>
+            <w:tcW w:type="dxa" w:w="4320"/>
+            <w:shd w:fill="F7FAFC"/>
+            <w:tcMar>
+              <w:top w:w="80" w:type="dxa"/>
+              <w:bottom w:w="80" w:type="dxa"/>
+              <w:left w:w="150" w:type="dxa"/>
+              <w:right w:w="150" w:type="dxa"/>
+            </w:tcMar>
+          </w:tcPr>
+          <w:p>
+            <w:r>
+              <w:rPr>
+                <w:b/>
+                <w:color w:val="2D3748"/>
+                <w:sz w:val="19"/>
+              </w:rPr>
+              <w:t>Inverse Trigonometric Functions — Applied Cases, Reactions &amp; Traps</w:t>
+            </w:r>
+          </w:p>
+        </w:tc>
+        <w:tc>
+          <w:tcPr>
+            <w:tcW w:type="dxa" w:w="1728"/>
+            <w:shd w:fill="F7FAFC"/>
+            <w:tcMar>
+              <w:top w:w="80" w:type="dxa"/>
+              <w:bottom w:w="80" w:type="dxa"/>
+              <w:left w:w="150" w:type="dxa"/>
+              <w:right w:w="150" w:type="dxa"/>
+            </w:tcMar>
+          </w:tcPr>
+          <w:p>
+            <w:r>
+              <w:rPr>
+                <w:sz w:val="19"/>
+              </w:rPr>
+              <w:t>5 PYQs</w:t>
+            </w:r>
+          </w:p>
+        </w:tc>
+        <w:tc>
+          <w:tcPr>
+            <w:tcW w:type="dxa" w:w="1872"/>
+            <w:shd w:fill="F7FAFC"/>
+            <w:tcMar>
+              <w:top w:w="80" w:type="dxa"/>
+              <w:bottom w:w="80" w:type="dxa"/>
+              <w:left w:w="150" w:type="dxa"/>
+              <w:right w:w="150" w:type="dxa"/>
+            </w:tcMar>
+          </w:tcPr>
+          <w:p>
+            <w:r>
+              <w:rPr>
+                <w:color w:val="718096"/>
+                <w:sz w:val="19"/>
+              </w:rPr>
+              <w:t>Applied Topics</w:t>
             </w:r>
           </w:p>
         </w:tc>
@@ -311,6 +485,144 @@
           </w:p>
         </w:tc>
       </w:tr>
+      <w:tr>
+        <w:tc>
+          <w:tcPr>
+            <w:tcW w:type="dxa" w:w="3600"/>
+            <w:shd w:fill="F7FAFC"/>
+            <w:tcMar>
+              <w:top w:w="100" w:type="dxa"/>
+              <w:bottom w:w="100" w:type="dxa"/>
+              <w:left w:w="150" w:type="dxa"/>
+              <w:right w:w="150" w:type="dxa"/>
+            </w:tcMar>
+          </w:tcPr>
+          <w:p>
+            <w:r>
+              <w:rPr>
+                <w:b/>
+                <w:color w:val="1A365D"/>
+                <w:sz w:val="19"/>
+              </w:rPr>
+              <w:t>Inverse Trigonometric Functions — Standard Calculations &amp; Problem Archetypes</w:t>
+            </w:r>
+          </w:p>
+        </w:tc>
+        <w:tc>
+          <w:tcPr>
+            <w:tcW w:type="dxa" w:w="6480"/>
+            <w:shd w:fill="F7FAFC"/>
+            <w:tcMar>
+              <w:top w:w="100" w:type="dxa"/>
+              <w:bottom w:w="100" w:type="dxa"/>
+              <w:left w:w="150" w:type="dxa"/>
+              <w:right w:w="150" w:type="dxa"/>
+            </w:tcMar>
+          </w:tcPr>
+          <w:p>
+            <w:r>
+              <w:rPr>
+                <w:rFonts w:ascii="Cambria Math" w:hAnsi="Cambria Math"/>
+                <w:color w:val="2D3748"/>
+                <w:sz w:val="19"/>
+              </w:rPr>
+              <w:t>cos(sin^{-1}\frac{3}{5}+sin^{-1}\frac{5}{13}+sin^{-1}\frac{33}{65}), \quad f(x)=tan^{-1}(sinx-cosx),[0,\pi], \quad 2-2x^{2}=1+2x^{2}</w:t>
+            </w:r>
+          </w:p>
+        </w:tc>
+      </w:tr>
+      <w:tr>
+        <w:tc>
+          <w:tcPr>
+            <w:tcW w:type="dxa" w:w="3600"/>
+            <w:shd w:fill="FFFFFF"/>
+            <w:tcMar>
+              <w:top w:w="100" w:type="dxa"/>
+              <w:bottom w:w="100" w:type="dxa"/>
+              <w:left w:w="150" w:type="dxa"/>
+              <w:right w:w="150" w:type="dxa"/>
+            </w:tcMar>
+          </w:tcPr>
+          <w:p>
+            <w:r>
+              <w:rPr>
+                <w:b/>
+                <w:color w:val="1A365D"/>
+                <w:sz w:val="19"/>
+              </w:rPr>
+              <w:t>Inverse Trigonometric Functions — Core Principles &amp; Governing Laws</w:t>
+            </w:r>
+          </w:p>
+        </w:tc>
+        <w:tc>
+          <w:tcPr>
+            <w:tcW w:type="dxa" w:w="6480"/>
+            <w:shd w:fill="FFFFFF"/>
+            <w:tcMar>
+              <w:top w:w="100" w:type="dxa"/>
+              <w:bottom w:w="100" w:type="dxa"/>
+              <w:left w:w="150" w:type="dxa"/>
+              <w:right w:w="150" w:type="dxa"/>
+            </w:tcMar>
+          </w:tcPr>
+          <w:p>
+            <w:r>
+              <w:rPr>
+                <w:rFonts w:ascii="Cambria Math" w:hAnsi="Cambria Math"/>
+                <w:color w:val="2D3748"/>
+                <w:sz w:val="19"/>
+              </w:rPr>
+              <w:t>f(x)=sin^{-1}2x+sin2x+cos^{-1}2x+cos2x,x \in [0,\frac{\pi}{8}], \quad S={x \in R:0&lt;x&lt;1and2tan^{-1}(\frac{1-x}{1+x})=cos^{-1}(\frac{1-x^{2}}{1+x^{2}})}, \quad cos^{-1}(x)-2sin^{-1}(x)=cos^{-1}(2x)</w:t>
+            </w:r>
+          </w:p>
+        </w:tc>
+      </w:tr>
+      <w:tr>
+        <w:tc>
+          <w:tcPr>
+            <w:tcW w:type="dxa" w:w="3600"/>
+            <w:shd w:fill="F7FAFC"/>
+            <w:tcMar>
+              <w:top w:w="100" w:type="dxa"/>
+              <w:bottom w:w="100" w:type="dxa"/>
+              <w:left w:w="150" w:type="dxa"/>
+              <w:right w:w="150" w:type="dxa"/>
+            </w:tcMar>
+          </w:tcPr>
+          <w:p>
+            <w:r>
+              <w:rPr>
+                <w:b/>
+                <w:color w:val="1A365D"/>
+                <w:sz w:val="19"/>
+              </w:rPr>
+              <w:t>Inverse Trigonometric Functions — Applied Cases, Reactions &amp; Traps</w:t>
+            </w:r>
+          </w:p>
+        </w:tc>
+        <w:tc>
+          <w:tcPr>
+            <w:tcW w:type="dxa" w:w="6480"/>
+            <w:shd w:fill="F7FAFC"/>
+            <w:tcMar>
+              <w:top w:w="100" w:type="dxa"/>
+              <w:bottom w:w="100" w:type="dxa"/>
+              <w:left w:w="150" w:type="dxa"/>
+              <w:right w:w="150" w:type="dxa"/>
+            </w:tcMar>
+          </w:tcPr>
+          <w:p>
+            <w:r>
+              <w:rPr>
+                <w:rFonts w:ascii="Cambria Math" w:hAnsi="Cambria Math"/>
+                <w:color w:val="2D3748"/>
+                <w:sz w:val="19"/>
+              </w:rPr>
+              <w:t>\frac{\pi}{2} \le x \le \frac{3\pi}{4}, \quad b=cos^{-1}(cos(5)), \quad -\frac{1}{2\sqrt{6}}&lt;x&lt;\frac{1}{2\sqrt{6}}</w:t>
+            </w:r>
+          </w:p>
+        </w:tc>
+      </w:tr>
     </w:tbl>
     <w:p>
       <w:pPr>
@@ -338,7 +650,7 @@
           <w:color w:val="2B6CB0"/>
           <w:sz w:val="24"/>
         </w:rPr>
-        <w:t>3.1 Inverse Trigonometric Functions - Core Application (Very High Yield — 36 PYQs)</w:t>
+        <w:t>3.1 Inverse Trigonometric Functions — Standard Calculations &amp; Problem Archetypes (Very High Yield — 17 PYQs)</w:t>
       </w:r>
     </w:p>
     <w:p>
@@ -353,7 +665,7 @@
         <w:rPr>
           <w:sz w:val="20"/>
         </w:rPr>
-        <w:t>Key problem pattern in Inverse Trigonometric Functions.</w:t>
+        <w:t>Quantitative numerical problem-solving techniques and standard question patterns frequently seen in Inverse Trigonometric Functions.</w:t>
       </w:r>
     </w:p>
     <w:tbl>
@@ -391,7 +703,7 @@
                 <w:color w:val="2D3748"/>
                 <w:sz w:val="19"/>
               </w:rPr>
-              <w:t>Watch for algebraic and sign errors.</w:t>
+              <w:t>Watch for algebraic rounding, stoichiometric balancing, and boundary condition checks.</w:t>
             </w:r>
           </w:p>
         </w:tc>
@@ -432,7 +744,215 @@
                 <w:color w:val="2D3748"/>
                 <w:sz w:val="19"/>
               </w:rPr>
-              <w:t>Verify dimensions and boundary conditions.</w:t>
+              <w:t>Dimensional consistency checks and ratio comparisons can quickly eliminate incorrect options.</w:t>
+            </w:r>
+          </w:p>
+        </w:tc>
+      </w:tr>
+    </w:tbl>
+    <w:p>
+      <w:pPr>
+        <w:spacing w:before="120" w:after="40"/>
+      </w:pPr>
+      <w:r>
+        <w:rPr>
+          <w:b/>
+          <w:color w:val="1A365D"/>
+          <w:sz w:val="19"/>
+        </w:rPr>
+        <w:t>Source PYQs testing this concept:</w:t>
+      </w:r>
+    </w:p>
+    <w:p>
+      <w:pPr>
+        <w:pStyle w:val="ListBullet"/>
+        <w:spacing w:after="40"/>
+      </w:pPr>
+      <w:r>
+        <w:rPr>
+          <w:b/>
+          <w:sz w:val="18"/>
+        </w:rPr>
+        <w:t xml:space="preserve">[2026 Evening Shift] Q#1 (MCQ): </w:t>
+      </w:r>
+      <w:r>
+        <w:rPr>
+          <w:sz w:val="18"/>
+        </w:rPr>
+        <w:t xml:space="preserve">"If the domain of the function f(x)=sin^-1(\frac1x^2-2x-2) , is (-∞,α]∪[β,γ]∪[δ,∞) , then $\alpha+\b..."  </w:t>
+      </w:r>
+      <w:r>
+        <w:rPr>
+          <w:b/>
+          <w:color w:val="2B6CB0"/>
+          <w:sz w:val="18"/>
+        </w:rPr>
+        <w:t>[Ans: N/A]</w:t>
+      </w:r>
+    </w:p>
+    <w:p>
+      <w:pPr>
+        <w:pStyle w:val="ListBullet"/>
+        <w:spacing w:after="40"/>
+      </w:pPr>
+      <w:r>
+        <w:rPr>
+          <w:b/>
+          <w:sz w:val="18"/>
+        </w:rPr>
+        <w:t xml:space="preserve">[2026 Evening Shift] Q#2 (MCQ): </w:t>
+      </w:r>
+      <w:r>
+        <w:rPr>
+          <w:sz w:val="18"/>
+        </w:rPr>
+        <w:t xml:space="preserve">"If sin(tan^-1(x√(2)))=cot(sin^-1√(1-x^2)),x ∈ (0,1) , then the value of x is:..."  </w:t>
+      </w:r>
+      <w:r>
+        <w:rPr>
+          <w:b/>
+          <w:color w:val="2B6CB0"/>
+          <w:sz w:val="18"/>
+        </w:rPr>
+        <w:t>[Ans: A]</w:t>
+      </w:r>
+    </w:p>
+    <w:p>
+      <w:pPr>
+        <w:pStyle w:val="ListBullet"/>
+        <w:spacing w:after="40"/>
+      </w:pPr>
+      <w:r>
+        <w:rPr>
+          <w:b/>
+          <w:sz w:val="18"/>
+        </w:rPr>
+        <w:t xml:space="preserve">[2026 Evening Shift] Q#4 (MCQ): </w:t>
+      </w:r>
+      <w:r>
+        <w:rPr>
+          <w:sz w:val="18"/>
+        </w:rPr>
+        <w:t xml:space="preserve">"Considering the principal values of inverse trigonometric functions, the value of the expression $tan(2sin^{-1}(\frac{2}{\sqrt{13}})-2cos^{-..."  </w:t>
+      </w:r>
+      <w:r>
+        <w:rPr>
+          <w:b/>
+          <w:color w:val="2B6CB0"/>
+          <w:sz w:val="18"/>
+        </w:rPr>
+        <w:t>[Ans: N/A]</w:t>
+      </w:r>
+    </w:p>
+    <w:p>
+      <w:pPr>
+        <w:spacing w:after="120"/>
+      </w:pPr>
+    </w:p>
+    <w:p>
+      <w:pPr>
+        <w:pStyle w:val="Heading2"/>
+      </w:pPr>
+      <w:r>
+        <w:rPr>
+          <w:color w:val="2B6CB0"/>
+          <w:sz w:val="24"/>
+        </w:rPr>
+        <w:t>3.2 Inverse Trigonometric Functions — Core Principles &amp; Governing Laws (Very High Yield — 15 PYQs)</w:t>
+      </w:r>
+    </w:p>
+    <w:p>
+      <w:r>
+        <w:rPr>
+          <w:b/>
+          <w:sz w:val="20"/>
+        </w:rPr>
+        <w:t xml:space="preserve">Core Principle: </w:t>
+      </w:r>
+      <w:r>
+        <w:rPr>
+          <w:sz w:val="20"/>
+        </w:rPr>
+        <w:t>Fundamental definitions, core postulates, and governing physical/chemical relations in Inverse Trigonometric Functions.</w:t>
+      </w:r>
+    </w:p>
+    <w:tbl>
+      <w:tblPr>
+        <w:tblW w:type="auto" w:w="0"/>
+        <w:jc w:val="center"/>
+        <w:tblLook w:firstColumn="1" w:firstRow="1" w:lastColumn="0" w:lastRow="0" w:noHBand="0" w:noVBand="1" w:val="04A0"/>
+      </w:tblPr>
+      <w:tblGrid>
+        <w:gridCol w:w="10080"/>
+      </w:tblGrid>
+      <w:tr>
+        <w:tc>
+          <w:tcPr>
+            <w:tcW w:type="dxa" w:w="10080"/>
+            <w:shd w:fill="FFF5F5"/>
+            <w:tcMar>
+              <w:top w:w="100" w:type="dxa"/>
+              <w:bottom w:w="100" w:type="dxa"/>
+              <w:left w:w="150" w:type="dxa"/>
+              <w:right w:w="150" w:type="dxa"/>
+            </w:tcMar>
+          </w:tcPr>
+          <w:p>
+            <w:r>
+              <w:rPr>
+                <w:b/>
+                <w:color w:val="C53030"/>
+                <w:sz w:val="19"/>
+              </w:rPr>
+              <w:t xml:space="preserve">⚠️ Common Trap / JEE Pitfall: </w:t>
+            </w:r>
+            <w:r>
+              <w:rPr>
+                <w:color w:val="2D3748"/>
+                <w:sz w:val="19"/>
+              </w:rPr>
+              <w:t>Carefully verify units, standard reference states, and sign conventions in Inverse Trigonometric Functions.</w:t>
+            </w:r>
+          </w:p>
+        </w:tc>
+      </w:tr>
+    </w:tbl>
+    <w:tbl>
+      <w:tblPr>
+        <w:tblW w:type="auto" w:w="0"/>
+        <w:jc w:val="center"/>
+        <w:tblLook w:firstColumn="1" w:firstRow="1" w:lastColumn="0" w:lastRow="0" w:noHBand="0" w:noVBand="1" w:val="04A0"/>
+      </w:tblPr>
+      <w:tblGrid>
+        <w:gridCol w:w="10080"/>
+      </w:tblGrid>
+      <w:tr>
+        <w:tc>
+          <w:tcPr>
+            <w:tcW w:type="dxa" w:w="10080"/>
+            <w:shd w:fill="F0FFF4"/>
+            <w:tcMar>
+              <w:top w:w="100" w:type="dxa"/>
+              <w:bottom w:w="100" w:type="dxa"/>
+              <w:left w:w="150" w:type="dxa"/>
+              <w:right w:w="150" w:type="dxa"/>
+            </w:tcMar>
+          </w:tcPr>
+          <w:p>
+            <w:r>
+              <w:rPr>
+                <w:b/>
+                <w:color w:val="276749"/>
+                <w:sz w:val="19"/>
+              </w:rPr>
+              <w:t xml:space="preserve">💡 Speed Hack / Trick: </w:t>
+            </w:r>
+            <w:r>
+              <w:rPr>
+                <w:color w:val="2D3748"/>
+                <w:sz w:val="19"/>
+              </w:rPr>
+              <w:t>Focus on high-yield formulas and standard limiting approximations tested in Inverse Trigonometric Functions PYQs.</w:t>
             </w:r>
           </w:p>
         </w:tc>
@@ -488,13 +1008,194 @@
           <w:b/>
           <w:sz w:val="18"/>
         </w:rPr>
-        <w:t xml:space="preserve">[2026 Evening Shift] Q#1 (MCQ): </w:t>
+        <w:t xml:space="preserve">[2026 Morning Shift] Q#3 (MCQ): </w:t>
       </w:r>
       <w:r>
         <w:rPr>
           <w:sz w:val="18"/>
         </w:rPr>
-        <w:t xml:space="preserve">"If the domain of the function f(x)=sin^-1(\frac1x^2-2x-2) , is (-∞,α]∪[β,γ]∪[δ,∞) , then $\alpha+\b..."  </w:t>
+        <w:t xml:space="preserve">"Let 0&lt;α&lt;1,β=(1 / 3α) and tan^-1(1-α)+tan^-1(1-β)=(π / 4) . Then 6(α+β) is equal to:..."  </w:t>
+      </w:r>
+      <w:r>
+        <w:rPr>
+          <w:b/>
+          <w:color w:val="2B6CB0"/>
+          <w:sz w:val="18"/>
+        </w:rPr>
+        <w:t>[Ans: B]</w:t>
+      </w:r>
+    </w:p>
+    <w:p>
+      <w:pPr>
+        <w:pStyle w:val="ListBullet"/>
+        <w:spacing w:after="40"/>
+      </w:pPr>
+      <w:r>
+        <w:rPr>
+          <w:b/>
+          <w:sz w:val="18"/>
+        </w:rPr>
+        <w:t xml:space="preserve">[2026 Morning Shift] Q#3 (MCQ): </w:t>
+      </w:r>
+      <w:r>
+        <w:rPr>
+          <w:sz w:val="18"/>
+        </w:rPr>
+        <w:t xml:space="preserve">"If the domain of the function f(x)=cos^-1((2x-5 / 11-3x))+sin^-1(2x^2-3x+1) is the interval [α,β] , then $\alpha+2\be..."  </w:t>
+      </w:r>
+      <w:r>
+        <w:rPr>
+          <w:b/>
+          <w:color w:val="2B6CB0"/>
+          <w:sz w:val="18"/>
+        </w:rPr>
+        <w:t>[Ans: N/A]</w:t>
+      </w:r>
+    </w:p>
+    <w:p>
+      <w:pPr>
+        <w:spacing w:after="120"/>
+      </w:pPr>
+    </w:p>
+    <w:p>
+      <w:pPr>
+        <w:pStyle w:val="Heading2"/>
+      </w:pPr>
+      <w:r>
+        <w:rPr>
+          <w:color w:val="2B6CB0"/>
+          <w:sz w:val="24"/>
+        </w:rPr>
+        <w:t>3.3 Inverse Trigonometric Functions — Applied Cases, Reactions &amp; Traps (Moderate Yield — 5 PYQs)</w:t>
+      </w:r>
+    </w:p>
+    <w:p>
+      <w:r>
+        <w:rPr>
+          <w:b/>
+          <w:sz w:val="20"/>
+        </w:rPr>
+        <w:t xml:space="preserve">Core Principle: </w:t>
+      </w:r>
+      <w:r>
+        <w:rPr>
+          <w:sz w:val="20"/>
+        </w:rPr>
+        <w:t>Special cases, experimental observations, and conceptual traps designed to test deep understanding of Inverse Trigonometric Functions.</w:t>
+      </w:r>
+    </w:p>
+    <w:tbl>
+      <w:tblPr>
+        <w:tblW w:type="auto" w:w="0"/>
+        <w:jc w:val="center"/>
+        <w:tblLook w:firstColumn="1" w:firstRow="1" w:lastColumn="0" w:lastRow="0" w:noHBand="0" w:noVBand="1" w:val="04A0"/>
+      </w:tblPr>
+      <w:tblGrid>
+        <w:gridCol w:w="10080"/>
+      </w:tblGrid>
+      <w:tr>
+        <w:tc>
+          <w:tcPr>
+            <w:tcW w:type="dxa" w:w="10080"/>
+            <w:shd w:fill="FFF5F5"/>
+            <w:tcMar>
+              <w:top w:w="100" w:type="dxa"/>
+              <w:bottom w:w="100" w:type="dxa"/>
+              <w:left w:w="150" w:type="dxa"/>
+              <w:right w:w="150" w:type="dxa"/>
+            </w:tcMar>
+          </w:tcPr>
+          <w:p>
+            <w:r>
+              <w:rPr>
+                <w:b/>
+                <w:color w:val="C53030"/>
+                <w:sz w:val="19"/>
+              </w:rPr>
+              <w:t xml:space="preserve">⚠️ Common Trap / JEE Pitfall: </w:t>
+            </w:r>
+            <w:r>
+              <w:rPr>
+                <w:color w:val="2D3748"/>
+                <w:sz w:val="19"/>
+              </w:rPr>
+              <w:t>Read questions carefully for keywords like 'incorrect', 'not true', or non-standard conditions.</w:t>
+            </w:r>
+          </w:p>
+        </w:tc>
+      </w:tr>
+    </w:tbl>
+    <w:tbl>
+      <w:tblPr>
+        <w:tblW w:type="auto" w:w="0"/>
+        <w:jc w:val="center"/>
+        <w:tblLook w:firstColumn="1" w:firstRow="1" w:lastColumn="0" w:lastRow="0" w:noHBand="0" w:noVBand="1" w:val="04A0"/>
+      </w:tblPr>
+      <w:tblGrid>
+        <w:gridCol w:w="10080"/>
+      </w:tblGrid>
+      <w:tr>
+        <w:tc>
+          <w:tcPr>
+            <w:tcW w:type="dxa" w:w="10080"/>
+            <w:shd w:fill="F0FFF4"/>
+            <w:tcMar>
+              <w:top w:w="100" w:type="dxa"/>
+              <w:bottom w:w="100" w:type="dxa"/>
+              <w:left w:w="150" w:type="dxa"/>
+              <w:right w:w="150" w:type="dxa"/>
+            </w:tcMar>
+          </w:tcPr>
+          <w:p>
+            <w:r>
+              <w:rPr>
+                <w:b/>
+                <w:color w:val="276749"/>
+                <w:sz w:val="19"/>
+              </w:rPr>
+              <w:t xml:space="preserve">💡 Speed Hack / Trick: </w:t>
+            </w:r>
+            <w:r>
+              <w:rPr>
+                <w:color w:val="2D3748"/>
+                <w:sz w:val="19"/>
+              </w:rPr>
+              <w:t>Elimination of extreme or unphysical answer choices improves accuracy in assertion-reason and multiple-statement questions.</w:t>
+            </w:r>
+          </w:p>
+        </w:tc>
+      </w:tr>
+    </w:tbl>
+    <w:p>
+      <w:pPr>
+        <w:spacing w:before="120" w:after="40"/>
+      </w:pPr>
+      <w:r>
+        <w:rPr>
+          <w:b/>
+          <w:color w:val="1A365D"/>
+          <w:sz w:val="19"/>
+        </w:rPr>
+        <w:t>Source PYQs testing this concept:</w:t>
+      </w:r>
+    </w:p>
+    <w:p>
+      <w:pPr>
+        <w:pStyle w:val="ListBullet"/>
+        <w:spacing w:after="40"/>
+      </w:pPr>
+      <w:r>
+        <w:rPr>
+          <w:b/>
+          <w:sz w:val="18"/>
+        </w:rPr>
+        <w:t xml:space="preserve">[2026 Morning Shift] Q#2 (MCQ): </w:t>
+      </w:r>
+      <w:r>
+        <w:rPr>
+          <w:sz w:val="18"/>
+        </w:rPr>
+        <w:t xml:space="preserve">"The number of solutions of tan^-14x+tan^-16x=(π / 6) , where -\frac12√(6)&lt;x&lt;\frac12√(6) , is equal to :..."  </w:t>
       </w:r>
       <w:r>
         <w:rPr>
@@ -515,13 +1216,13 @@
           <w:b/>
           <w:sz w:val="18"/>
         </w:rPr>
-        <w:t xml:space="preserve">[2026 Evening Shift] Q#2 (MCQ): </w:t>
+        <w:t xml:space="preserve">[2025 Morning Shift] Q#2 (MCQ): </w:t>
       </w:r>
       <w:r>
         <w:rPr>
           <w:sz w:val="18"/>
         </w:rPr>
-        <w:t xml:space="preserve">"If sin(tan^-1(x√(2)))=cot(sin^-1√(1-x^2)),x ∈ (0,1) , then the value of x is:..."  </w:t>
+        <w:t xml:space="preserve">"If (π / 2) ≤ x ≤ (3π / 4) , then cos^-1((12 / 13)cosx+(5 / 13)sinx) is equal to..."  </w:t>
       </w:r>
       <w:r>
         <w:rPr>
@@ -529,7 +1230,34 @@
           <w:color w:val="2B6CB0"/>
           <w:sz w:val="18"/>
         </w:rPr>
-        <w:t>[Ans: A]</w:t>
+        <w:t>[Ans: N/A]</w:t>
+      </w:r>
+    </w:p>
+    <w:p>
+      <w:pPr>
+        <w:pStyle w:val="ListBullet"/>
+        <w:spacing w:after="40"/>
+      </w:pPr>
+      <w:r>
+        <w:rPr>
+          <w:b/>
+          <w:sz w:val="18"/>
+        </w:rPr>
+        <w:t xml:space="preserve">[2024 Evening Shift] Q#2 (MCQ): </w:t>
+      </w:r>
+      <w:r>
+        <w:rPr>
+          <w:sz w:val="18"/>
+        </w:rPr>
+        <w:t xml:space="preserve">"If a=sin^-1(sin(5)) and b=cos^-1(cos(5)) , then a^2+b^2 is equal to..."  </w:t>
+      </w:r>
+      <w:r>
+        <w:rPr>
+          <w:b/>
+          <w:color w:val="2B6CB0"/>
+          <w:sz w:val="18"/>
+        </w:rPr>
+        <w:t>[Ans: N/A]</w:t>
       </w:r>
     </w:p>
     <w:p>
@@ -660,6 +1388,248 @@
               <w:t>Solution Analysis:</w:t>
               <w:br/>
               <w:t>(1 / 2)&lt;(6 / 11)&lt;\frac1√(2) ⇒ sin^-1((1 / 2))&lt;sin^-1((6 / 11))&lt;sin^-1(\frac1√(2)) ....(i) ⇒ 3sin^-1((1 / 2))&lt;3sin^-1((6 / 11))&lt;3sin^-1(\frac1√(2)) ⇒ (π / 2)&lt;α&lt;(3π / 4) ⇒ cosα&lt;0.....(ii) (4 / 9)&lt;(1 / 2)&lt;\frac1√(2) ⇒ cos^-1((4 / 9))&gt;(π / 3)&gt;(π / 4) ⇒ 3cos^-1((4 / 9))&gt;π&gt;(3π / 4) ⇒ β&gt;π......(ii) Inequalities (i) and (ii) shows the mathematical logic for α+β&gt;(π / 2)+π ⇒ cos(𝜶+𝜷)&gt;0...... (iii) From equations (i) and (iii) we can conclude : Statement I II True Yes Yes</w:t>
+            </w:r>
+          </w:p>
+        </w:tc>
+      </w:tr>
+    </w:tbl>
+    <w:p>
+      <w:pPr>
+        <w:spacing w:after="120"/>
+      </w:pPr>
+    </w:p>
+    <w:p>
+      <w:pPr>
+        <w:spacing w:before="160" w:after="40"/>
+      </w:pPr>
+      <w:r>
+        <w:rPr>
+          <w:b/>
+          <w:color w:val="1A365D"/>
+          <w:sz w:val="22"/>
+        </w:rPr>
+        <w:t>Benchmark Problem 2: JEE Main 2026 (Online) 24th January Evening Shift (Q#1)</w:t>
+      </w:r>
+    </w:p>
+    <w:p>
+      <w:pPr>
+        <w:spacing w:after="80"/>
+      </w:pPr>
+      <w:r>
+        <w:rPr>
+          <w:sz w:val="20"/>
+        </w:rPr>
+        <w:t>If the domain of the function f(x)=sin^-1(\frac1x^2-2x-2) , is (-∞,α]∪[β,γ]∪[δ,∞) , then α+β+γ+δ is equal to</w:t>
+      </w:r>
+    </w:p>
+    <w:p>
+      <w:pPr>
+        <w:pStyle w:val="ListBullet"/>
+        <w:spacing w:after="20"/>
+      </w:pPr>
+      <w:r>
+        <w:rPr>
+          <w:sz w:val="19"/>
+        </w:rPr>
+        <w:t>(A) 4</w:t>
+      </w:r>
+    </w:p>
+    <w:p>
+      <w:pPr>
+        <w:pStyle w:val="ListBullet"/>
+        <w:spacing w:after="20"/>
+      </w:pPr>
+      <w:r>
+        <w:rPr>
+          <w:sz w:val="19"/>
+        </w:rPr>
+        <w:t>(B) 2</w:t>
+      </w:r>
+    </w:p>
+    <w:p>
+      <w:pPr>
+        <w:pStyle w:val="ListBullet"/>
+        <w:spacing w:after="20"/>
+      </w:pPr>
+      <w:r>
+        <w:rPr>
+          <w:sz w:val="19"/>
+        </w:rPr>
+        <w:t>(C) 5</w:t>
+      </w:r>
+    </w:p>
+    <w:p>
+      <w:pPr>
+        <w:pStyle w:val="ListBullet"/>
+        <w:spacing w:after="20"/>
+      </w:pPr>
+      <w:r>
+        <w:rPr>
+          <w:sz w:val="19"/>
+        </w:rPr>
+        <w:t>(D) 3</w:t>
+      </w:r>
+    </w:p>
+    <w:tbl>
+      <w:tblPr>
+        <w:tblW w:type="auto" w:w="0"/>
+        <w:jc w:val="center"/>
+        <w:tblLook w:firstColumn="1" w:firstRow="1" w:lastColumn="0" w:lastRow="0" w:noHBand="0" w:noVBand="1" w:val="04A0"/>
+      </w:tblPr>
+      <w:tblGrid>
+        <w:gridCol w:w="10080"/>
+      </w:tblGrid>
+      <w:tr>
+        <w:tc>
+          <w:tcPr>
+            <w:tcW w:type="dxa" w:w="10080"/>
+            <w:shd w:fill="F7FAFC"/>
+            <w:tcMar>
+              <w:top w:w="100" w:type="dxa"/>
+              <w:bottom w:w="100" w:type="dxa"/>
+              <w:left w:w="150" w:type="dxa"/>
+              <w:right w:w="150" w:type="dxa"/>
+            </w:tcMar>
+          </w:tcPr>
+          <w:p>
+            <w:r>
+              <w:rPr>
+                <w:b/>
+                <w:color w:val="1A365D"/>
+                <w:sz w:val="19"/>
+              </w:rPr>
+              <w:t>Correct Answer: None</w:t>
+              <w:br/>
+            </w:r>
+            <w:r>
+              <w:rPr>
+                <w:color w:val="2D3748"/>
+                <w:sz w:val="18"/>
+              </w:rPr>
+              <w:t>Solution Analysis:</w:t>
+              <w:br/>
+              <w:t>Domain of sin^-1θ is -1 ≤ θ ≤ 1 f(x)=sin^-1(\frac1x^2-2x-2) is defined if -1 ≤ \frac1x^2-2x-2 ≤ 1 s.t \frac1x^2-2x-2 ≥ -1 and \frac1x^2-2x-2 ≤ 1 so these two inequality and final solution will be intersection of solution of these two inequality. solve \frac1x^2-2x-2 ≥ -1 \frac1x^2-2x-2+1 ≥ 0 \frac1+x^2-2x-2x^2-2x-2 ≥ 0 \frac(x^2-2x-1)x^2-2x-2 ≥ 0 roots of x^2-2x-1 is x=\frac2 ± √(4+4)2=1 ± √(2) roots of x^2-2x-2 is x=\frac2 ± √(4+8)2=1 ± √(3) so,x ∈ (-∞,1-√(3))∪[1-√(2),1+√(2)]∪(1+√(3),∞)-S_(1) solve\frac1x^2-2x-2 ≤ 1 \frac1x^2-2x-2-1 ≤ 0 \frac1-x^2+2x+2x^2-2x-2 ≤ 0 \frac3-x^2+2xx^2-2x-2 ≤ 0 \fracx^2-2x-3x^2-2x-2 ≥ 0multiply by-1sign of inequality change roots ofx^2-2x-3isx=\frac2 ± √(4+12)2=3,-1 roots ofx^2-2x-2isx=1 ± √(3) x ∈ (-∞,-1]∪(1-√(3),1+√(3))∪[3,∞)-S_(2) taking intersection of S_(1) S_(2) for final solution. so domain of f(x) is x ∈ (-∞,-1]∪[1-√(2),1+√(2)]∪[3,∞) compare this with given domain x ∈ (-∞,α]∪[β,γ]∪[δ,∞) so,α=-1,β=1-√(2),γ=1+√(2),δ=3 α+β+γ+δ=-1+1-√(2)+1+√(2)+3=4</w:t>
+            </w:r>
+          </w:p>
+        </w:tc>
+      </w:tr>
+    </w:tbl>
+    <w:p>
+      <w:pPr>
+        <w:spacing w:after="120"/>
+      </w:pPr>
+    </w:p>
+    <w:p>
+      <w:pPr>
+        <w:spacing w:before="160" w:after="40"/>
+      </w:pPr>
+      <w:r>
+        <w:rPr>
+          <w:b/>
+          <w:color w:val="1A365D"/>
+          <w:sz w:val="22"/>
+        </w:rPr>
+        <w:t>Benchmark Problem 3: JEE Main 2026 (Online) 22nd January Morning Shift (Q#2)</w:t>
+      </w:r>
+    </w:p>
+    <w:p>
+      <w:pPr>
+        <w:spacing w:after="80"/>
+      </w:pPr>
+      <w:r>
+        <w:rPr>
+          <w:sz w:val="20"/>
+        </w:rPr>
+        <w:t>The number of solutions of tan^-14x+tan^-16x=(π / 6) , where -\frac12√(6)&lt;x&lt;\frac12√(6) , is equal to :</w:t>
+      </w:r>
+    </w:p>
+    <w:p>
+      <w:pPr>
+        <w:pStyle w:val="ListBullet"/>
+        <w:spacing w:after="20"/>
+      </w:pPr>
+      <w:r>
+        <w:rPr>
+          <w:sz w:val="19"/>
+        </w:rPr>
+        <w:t>(A) 2</w:t>
+      </w:r>
+    </w:p>
+    <w:p>
+      <w:pPr>
+        <w:pStyle w:val="ListBullet"/>
+        <w:spacing w:after="20"/>
+      </w:pPr>
+      <w:r>
+        <w:rPr>
+          <w:sz w:val="19"/>
+        </w:rPr>
+        <w:t>(B) 0</w:t>
+      </w:r>
+    </w:p>
+    <w:p>
+      <w:pPr>
+        <w:pStyle w:val="ListBullet"/>
+        <w:spacing w:after="20"/>
+      </w:pPr>
+      <w:r>
+        <w:rPr>
+          <w:sz w:val="19"/>
+        </w:rPr>
+        <w:t>(C) 3</w:t>
+      </w:r>
+    </w:p>
+    <w:p>
+      <w:pPr>
+        <w:pStyle w:val="ListBullet"/>
+        <w:spacing w:after="20"/>
+      </w:pPr>
+      <w:r>
+        <w:rPr>
+          <w:sz w:val="19"/>
+        </w:rPr>
+        <w:t>(D) 1</w:t>
+      </w:r>
+    </w:p>
+    <w:tbl>
+      <w:tblPr>
+        <w:tblW w:type="auto" w:w="0"/>
+        <w:jc w:val="center"/>
+        <w:tblLook w:firstColumn="1" w:firstRow="1" w:lastColumn="0" w:lastRow="0" w:noHBand="0" w:noVBand="1" w:val="04A0"/>
+      </w:tblPr>
+      <w:tblGrid>
+        <w:gridCol w:w="10080"/>
+      </w:tblGrid>
+      <w:tr>
+        <w:tc>
+          <w:tcPr>
+            <w:tcW w:type="dxa" w:w="10080"/>
+            <w:shd w:fill="F7FAFC"/>
+            <w:tcMar>
+              <w:top w:w="100" w:type="dxa"/>
+              <w:bottom w:w="100" w:type="dxa"/>
+              <w:left w:w="150" w:type="dxa"/>
+              <w:right w:w="150" w:type="dxa"/>
+            </w:tcMar>
+          </w:tcPr>
+          <w:p>
+            <w:r>
+              <w:rPr>
+                <w:b/>
+                <w:color w:val="1A365D"/>
+                <w:sz w:val="19"/>
+              </w:rPr>
+              <w:t>Correct Answer: None</w:t>
+              <w:br/>
+            </w:r>
+            <w:r>
+              <w:rPr>
+                <w:color w:val="2D3748"/>
+                <w:sz w:val="18"/>
+              </w:rPr>
+              <w:t>Solution Analysis:</w:t>
+              <w:br/>
+              <w:t>tan^-14x+tan^-16x=(π / 6) tan^-1(\frac10x1-24x^2)=(π / 6) 24x^2+10√(3)x-1=0 x=\frac-5√(3) ± 3√(14)24</w:t>
             </w:r>
           </w:p>
         </w:tc>

--- a/dist/exports/inverse-trigonometric-functions_revision_notes.docx
+++ b/dist/exports/inverse-trigonometric-functions_revision_notes.docx
@@ -189,7 +189,7 @@
                 <w:color w:val="2D3748"/>
                 <w:sz w:val="19"/>
               </w:rPr>
-              <w:t>Inverse Trigonometric Functions — Standard Calculations &amp; Problem Archetypes</w:t>
+              <w:t>Inverse Trigonometric Functions — Core Principles &amp; Governing Laws</w:t>
             </w:r>
           </w:p>
         </w:tc>
@@ -209,7 +209,7 @@
               <w:rPr>
                 <w:sz w:val="19"/>
               </w:rPr>
-              <w:t>17 PYQs</w:t>
+              <w:t>31 PYQs</w:t>
             </w:r>
           </w:p>
         </w:tc>
@@ -230,7 +230,7 @@
                 <w:color w:val="718096"/>
                 <w:sz w:val="19"/>
               </w:rPr>
-              <w:t>Quantitative Analysis</w:t>
+              <w:t>Core Principle</w:t>
             </w:r>
           </w:p>
         </w:tc>
@@ -251,10 +251,10 @@
             <w:r>
               <w:rPr>
                 <w:b/>
-                <w:color w:val="C53030"/>
+                <w:color w:val="718096"/>
                 <w:sz w:val="19"/>
               </w:rPr>
-              <w:t>Very High</w:t>
+              <w:t>Moderate</w:t>
             </w:r>
           </w:p>
         </w:tc>
@@ -276,7 +276,7 @@
                 <w:color w:val="2D3748"/>
                 <w:sz w:val="19"/>
               </w:rPr>
-              <w:t>Inverse Trigonometric Functions — Core Principles &amp; Governing Laws</w:t>
+              <w:t>Inverse Trigonometric Functions — Standard Calculations &amp; Problem Archetypes</w:t>
             </w:r>
           </w:p>
         </w:tc>
@@ -296,7 +296,7 @@
               <w:rPr>
                 <w:sz w:val="19"/>
               </w:rPr>
-              <w:t>15 PYQs</w:t>
+              <w:t>6 PYQs</w:t>
             </w:r>
           </w:p>
         </w:tc>
@@ -317,7 +317,7 @@
                 <w:color w:val="718096"/>
                 <w:sz w:val="19"/>
               </w:rPr>
-              <w:t>Core Principle</w:t>
+              <w:t>Quantitative Analysis</w:t>
             </w:r>
           </w:p>
         </w:tc>
@@ -341,7 +341,7 @@
                 <w:color w:val="718096"/>
                 <w:sz w:val="19"/>
               </w:rPr>
-              <w:t>Moderate</w:t>
+              <w:t>Standard</w:t>
             </w:r>
           </w:p>
         </w:tc>
@@ -383,7 +383,7 @@
               <w:rPr>
                 <w:sz w:val="19"/>
               </w:rPr>
-              <w:t>5 PYQs</w:t>
+              <w:t>0 PYQs</w:t>
             </w:r>
           </w:p>
         </w:tc>
@@ -504,7 +504,7 @@
                 <w:color w:val="1A365D"/>
                 <w:sz w:val="19"/>
               </w:rPr>
-              <w:t>Inverse Trigonometric Functions — Standard Calculations &amp; Problem Archetypes</w:t>
+              <w:t>Inverse Trigonometric Functions — Core Principles &amp; Governing Laws</w:t>
             </w:r>
           </w:p>
         </w:tc>
@@ -526,7 +526,7 @@
                 <w:color w:val="2D3748"/>
                 <w:sz w:val="19"/>
               </w:rPr>
-              <w:t>cos(sin^{-1}\frac{3}{5}+sin^{-1}\frac{5}{13}+sin^{-1}\frac{33}{65}), \quad f(x)=tan^{-1}(sinx-cosx),[0,\pi], \quad 2-2x^{2}=1+2x^{2}</w:t>
+              <w:t>cos(sin^{-1}\frac{3}{5}+sin^{-1}\frac{5}{13}+sin^{-1}\frac{33}{65}), \quad f(x)=sin^{-1}(\frac{x^{2}-3x+2}{x^{2}+2x+7}), \quad a=sin^{-1}(sin(5))</w:t>
             </w:r>
           </w:p>
         </w:tc>
@@ -550,7 +550,7 @@
                 <w:color w:val="1A365D"/>
                 <w:sz w:val="19"/>
               </w:rPr>
-              <w:t>Inverse Trigonometric Functions — Core Principles &amp; Governing Laws</w:t>
+              <w:t>Inverse Trigonometric Functions — Standard Calculations &amp; Problem Archetypes</w:t>
             </w:r>
           </w:p>
         </w:tc>
@@ -572,53 +572,7 @@
                 <w:color w:val="2D3748"/>
                 <w:sz w:val="19"/>
               </w:rPr>
-              <w:t>f(x)=sin^{-1}2x+sin2x+cos^{-1}2x+cos2x,x \in [0,\frac{\pi}{8}], \quad S={x \in R:0&lt;x&lt;1and2tan^{-1}(\frac{1-x}{1+x})=cos^{-1}(\frac{1-x^{2}}{1+x^{2}})}, \quad cos^{-1}(x)-2sin^{-1}(x)=cos^{-1}(2x)</w:t>
-            </w:r>
-          </w:p>
-        </w:tc>
-      </w:tr>
-      <w:tr>
-        <w:tc>
-          <w:tcPr>
-            <w:tcW w:type="dxa" w:w="3600"/>
-            <w:shd w:fill="F7FAFC"/>
-            <w:tcMar>
-              <w:top w:w="100" w:type="dxa"/>
-              <w:bottom w:w="100" w:type="dxa"/>
-              <w:left w:w="150" w:type="dxa"/>
-              <w:right w:w="150" w:type="dxa"/>
-            </w:tcMar>
-          </w:tcPr>
-          <w:p>
-            <w:r>
-              <w:rPr>
-                <w:b/>
-                <w:color w:val="1A365D"/>
-                <w:sz w:val="19"/>
-              </w:rPr>
-              <w:t>Inverse Trigonometric Functions — Applied Cases, Reactions &amp; Traps</w:t>
-            </w:r>
-          </w:p>
-        </w:tc>
-        <w:tc>
-          <w:tcPr>
-            <w:tcW w:type="dxa" w:w="6480"/>
-            <w:shd w:fill="F7FAFC"/>
-            <w:tcMar>
-              <w:top w:w="100" w:type="dxa"/>
-              <w:bottom w:w="100" w:type="dxa"/>
-              <w:left w:w="150" w:type="dxa"/>
-              <w:right w:w="150" w:type="dxa"/>
-            </w:tcMar>
-          </w:tcPr>
-          <w:p>
-            <w:r>
-              <w:rPr>
-                <w:rFonts w:ascii="Cambria Math" w:hAnsi="Cambria Math"/>
-                <w:color w:val="2D3748"/>
-                <w:sz w:val="19"/>
-              </w:rPr>
-              <w:t>\frac{\pi}{2} \le x \le \frac{3\pi}{4}, \quad b=cos^{-1}(cos(5)), \quad -\frac{1}{2\sqrt{6}}&lt;x&lt;\frac{1}{2\sqrt{6}}</w:t>
+              <w:t>sin(tan^{-1}(x\sqrt{2}))=cot(sin^{-1}\sqrt{1-x^{2}}),x \in (0,1), \quad 2-2x^{2}=1+2x^{2}, \quad \alpha=sin^{-1}(\frac{2}{\sqrt{13}})</w:t>
             </w:r>
           </w:p>
         </w:tc>
@@ -650,215 +604,7 @@
           <w:color w:val="2B6CB0"/>
           <w:sz w:val="24"/>
         </w:rPr>
-        <w:t>3.1 Inverse Trigonometric Functions — Standard Calculations &amp; Problem Archetypes (Very High Yield — 17 PYQs)</w:t>
-      </w:r>
-    </w:p>
-    <w:p>
-      <w:r>
-        <w:rPr>
-          <w:b/>
-          <w:sz w:val="20"/>
-        </w:rPr>
-        <w:t xml:space="preserve">Core Principle: </w:t>
-      </w:r>
-      <w:r>
-        <w:rPr>
-          <w:sz w:val="20"/>
-        </w:rPr>
-        <w:t>Quantitative numerical problem-solving techniques and standard question patterns frequently seen in Inverse Trigonometric Functions.</w:t>
-      </w:r>
-    </w:p>
-    <w:tbl>
-      <w:tblPr>
-        <w:tblW w:type="auto" w:w="0"/>
-        <w:jc w:val="center"/>
-        <w:tblLook w:firstColumn="1" w:firstRow="1" w:lastColumn="0" w:lastRow="0" w:noHBand="0" w:noVBand="1" w:val="04A0"/>
-      </w:tblPr>
-      <w:tblGrid>
-        <w:gridCol w:w="10080"/>
-      </w:tblGrid>
-      <w:tr>
-        <w:tc>
-          <w:tcPr>
-            <w:tcW w:type="dxa" w:w="10080"/>
-            <w:shd w:fill="FFF5F5"/>
-            <w:tcMar>
-              <w:top w:w="100" w:type="dxa"/>
-              <w:bottom w:w="100" w:type="dxa"/>
-              <w:left w:w="150" w:type="dxa"/>
-              <w:right w:w="150" w:type="dxa"/>
-            </w:tcMar>
-          </w:tcPr>
-          <w:p>
-            <w:r>
-              <w:rPr>
-                <w:b/>
-                <w:color w:val="C53030"/>
-                <w:sz w:val="19"/>
-              </w:rPr>
-              <w:t xml:space="preserve">⚠️ Common Trap / JEE Pitfall: </w:t>
-            </w:r>
-            <w:r>
-              <w:rPr>
-                <w:color w:val="2D3748"/>
-                <w:sz w:val="19"/>
-              </w:rPr>
-              <w:t>Watch for algebraic rounding, stoichiometric balancing, and boundary condition checks.</w:t>
-            </w:r>
-          </w:p>
-        </w:tc>
-      </w:tr>
-    </w:tbl>
-    <w:tbl>
-      <w:tblPr>
-        <w:tblW w:type="auto" w:w="0"/>
-        <w:jc w:val="center"/>
-        <w:tblLook w:firstColumn="1" w:firstRow="1" w:lastColumn="0" w:lastRow="0" w:noHBand="0" w:noVBand="1" w:val="04A0"/>
-      </w:tblPr>
-      <w:tblGrid>
-        <w:gridCol w:w="10080"/>
-      </w:tblGrid>
-      <w:tr>
-        <w:tc>
-          <w:tcPr>
-            <w:tcW w:type="dxa" w:w="10080"/>
-            <w:shd w:fill="F0FFF4"/>
-            <w:tcMar>
-              <w:top w:w="100" w:type="dxa"/>
-              <w:bottom w:w="100" w:type="dxa"/>
-              <w:left w:w="150" w:type="dxa"/>
-              <w:right w:w="150" w:type="dxa"/>
-            </w:tcMar>
-          </w:tcPr>
-          <w:p>
-            <w:r>
-              <w:rPr>
-                <w:b/>
-                <w:color w:val="276749"/>
-                <w:sz w:val="19"/>
-              </w:rPr>
-              <w:t xml:space="preserve">💡 Speed Hack / Trick: </w:t>
-            </w:r>
-            <w:r>
-              <w:rPr>
-                <w:color w:val="2D3748"/>
-                <w:sz w:val="19"/>
-              </w:rPr>
-              <w:t>Dimensional consistency checks and ratio comparisons can quickly eliminate incorrect options.</w:t>
-            </w:r>
-          </w:p>
-        </w:tc>
-      </w:tr>
-    </w:tbl>
-    <w:p>
-      <w:pPr>
-        <w:spacing w:before="120" w:after="40"/>
-      </w:pPr>
-      <w:r>
-        <w:rPr>
-          <w:b/>
-          <w:color w:val="1A365D"/>
-          <w:sz w:val="19"/>
-        </w:rPr>
-        <w:t>Source PYQs testing this concept:</w:t>
-      </w:r>
-    </w:p>
-    <w:p>
-      <w:pPr>
-        <w:pStyle w:val="ListBullet"/>
-        <w:spacing w:after="40"/>
-      </w:pPr>
-      <w:r>
-        <w:rPr>
-          <w:b/>
-          <w:sz w:val="18"/>
-        </w:rPr>
-        <w:t xml:space="preserve">[2026 Evening Shift] Q#1 (MCQ): </w:t>
-      </w:r>
-      <w:r>
-        <w:rPr>
-          <w:sz w:val="18"/>
-        </w:rPr>
-        <w:t xml:space="preserve">"If the domain of the function f(x)=sin^-1(\frac1x^2-2x-2) , is (-∞,α]∪[β,γ]∪[δ,∞) , then $\alpha+\b..."  </w:t>
-      </w:r>
-      <w:r>
-        <w:rPr>
-          <w:b/>
-          <w:color w:val="2B6CB0"/>
-          <w:sz w:val="18"/>
-        </w:rPr>
-        <w:t>[Ans: N/A]</w:t>
-      </w:r>
-    </w:p>
-    <w:p>
-      <w:pPr>
-        <w:pStyle w:val="ListBullet"/>
-        <w:spacing w:after="40"/>
-      </w:pPr>
-      <w:r>
-        <w:rPr>
-          <w:b/>
-          <w:sz w:val="18"/>
-        </w:rPr>
-        <w:t xml:space="preserve">[2026 Evening Shift] Q#2 (MCQ): </w:t>
-      </w:r>
-      <w:r>
-        <w:rPr>
-          <w:sz w:val="18"/>
-        </w:rPr>
-        <w:t xml:space="preserve">"If sin(tan^-1(x√(2)))=cot(sin^-1√(1-x^2)),x ∈ (0,1) , then the value of x is:..."  </w:t>
-      </w:r>
-      <w:r>
-        <w:rPr>
-          <w:b/>
-          <w:color w:val="2B6CB0"/>
-          <w:sz w:val="18"/>
-        </w:rPr>
-        <w:t>[Ans: A]</w:t>
-      </w:r>
-    </w:p>
-    <w:p>
-      <w:pPr>
-        <w:pStyle w:val="ListBullet"/>
-        <w:spacing w:after="40"/>
-      </w:pPr>
-      <w:r>
-        <w:rPr>
-          <w:b/>
-          <w:sz w:val="18"/>
-        </w:rPr>
-        <w:t xml:space="preserve">[2026 Evening Shift] Q#4 (MCQ): </w:t>
-      </w:r>
-      <w:r>
-        <w:rPr>
-          <w:sz w:val="18"/>
-        </w:rPr>
-        <w:t xml:space="preserve">"Considering the principal values of inverse trigonometric functions, the value of the expression $tan(2sin^{-1}(\frac{2}{\sqrt{13}})-2cos^{-..."  </w:t>
-      </w:r>
-      <w:r>
-        <w:rPr>
-          <w:b/>
-          <w:color w:val="2B6CB0"/>
-          <w:sz w:val="18"/>
-        </w:rPr>
-        <w:t>[Ans: N/A]</w:t>
-      </w:r>
-    </w:p>
-    <w:p>
-      <w:pPr>
-        <w:spacing w:after="120"/>
-      </w:pPr>
-    </w:p>
-    <w:p>
-      <w:pPr>
-        <w:pStyle w:val="Heading2"/>
-      </w:pPr>
-      <w:r>
-        <w:rPr>
-          <w:color w:val="2B6CB0"/>
-          <w:sz w:val="24"/>
-        </w:rPr>
-        <w:t>3.2 Inverse Trigonometric Functions — Core Principles &amp; Governing Laws (Very High Yield — 15 PYQs)</w:t>
+        <w:t>3.1 Inverse Trigonometric Functions — Core Principles &amp; Governing Laws (Very High Yield — 31 PYQs)</w:t>
       </w:r>
     </w:p>
     <w:p>
@@ -1008,13 +754,13 @@
           <w:b/>
           <w:sz w:val="18"/>
         </w:rPr>
-        <w:t xml:space="preserve">[2026 Morning Shift] Q#3 (MCQ): </w:t>
+        <w:t xml:space="preserve">[2026 Evening Shift] Q#1 (MCQ): </w:t>
       </w:r>
       <w:r>
         <w:rPr>
           <w:sz w:val="18"/>
         </w:rPr>
-        <w:t xml:space="preserve">"Let 0&lt;α&lt;1,β=(1 / 3α) and tan^-1(1-α)+tan^-1(1-β)=(π / 4) . Then 6(α+β) is equal to:..."  </w:t>
+        <w:t xml:space="preserve">"If the domain of the function f(x)=sin^-1(\frac1x^2-2x-2) , is (-∞,α]∪[β,γ]∪[δ,∞) , then $\alpha+\b..."  </w:t>
       </w:r>
       <w:r>
         <w:rPr>
@@ -1022,7 +768,7 @@
           <w:color w:val="2B6CB0"/>
           <w:sz w:val="18"/>
         </w:rPr>
-        <w:t>[Ans: B]</w:t>
+        <w:t>[Ans: N/A]</w:t>
       </w:r>
     </w:p>
     <w:p>
@@ -1035,13 +781,13 @@
           <w:b/>
           <w:sz w:val="18"/>
         </w:rPr>
-        <w:t xml:space="preserve">[2026 Morning Shift] Q#3 (MCQ): </w:t>
+        <w:t xml:space="preserve">[2026 Morning Shift] Q#2 (MCQ): </w:t>
       </w:r>
       <w:r>
         <w:rPr>
           <w:sz w:val="18"/>
         </w:rPr>
-        <w:t xml:space="preserve">"If the domain of the function f(x)=cos^-1((2x-5 / 11-3x))+sin^-1(2x^2-3x+1) is the interval [α,β] , then $\alpha+2\be..."  </w:t>
+        <w:t xml:space="preserve">"The number of solutions of tan^-14x+tan^-16x=(π / 6) , where -\frac12√(6)&lt;x&lt;\frac12√(6) , is equal to :..."  </w:t>
       </w:r>
       <w:r>
         <w:rPr>
@@ -1066,7 +812,215 @@
           <w:color w:val="2B6CB0"/>
           <w:sz w:val="24"/>
         </w:rPr>
-        <w:t>3.3 Inverse Trigonometric Functions — Applied Cases, Reactions &amp; Traps (Moderate Yield — 5 PYQs)</w:t>
+        <w:t>3.2 Inverse Trigonometric Functions — Standard Calculations &amp; Problem Archetypes (Moderate Yield — 6 PYQs)</w:t>
+      </w:r>
+    </w:p>
+    <w:p>
+      <w:r>
+        <w:rPr>
+          <w:b/>
+          <w:sz w:val="20"/>
+        </w:rPr>
+        <w:t xml:space="preserve">Core Principle: </w:t>
+      </w:r>
+      <w:r>
+        <w:rPr>
+          <w:sz w:val="20"/>
+        </w:rPr>
+        <w:t>Quantitative numerical problem-solving techniques and standard question patterns frequently seen in Inverse Trigonometric Functions.</w:t>
+      </w:r>
+    </w:p>
+    <w:tbl>
+      <w:tblPr>
+        <w:tblW w:type="auto" w:w="0"/>
+        <w:jc w:val="center"/>
+        <w:tblLook w:firstColumn="1" w:firstRow="1" w:lastColumn="0" w:lastRow="0" w:noHBand="0" w:noVBand="1" w:val="04A0"/>
+      </w:tblPr>
+      <w:tblGrid>
+        <w:gridCol w:w="10080"/>
+      </w:tblGrid>
+      <w:tr>
+        <w:tc>
+          <w:tcPr>
+            <w:tcW w:type="dxa" w:w="10080"/>
+            <w:shd w:fill="FFF5F5"/>
+            <w:tcMar>
+              <w:top w:w="100" w:type="dxa"/>
+              <w:bottom w:w="100" w:type="dxa"/>
+              <w:left w:w="150" w:type="dxa"/>
+              <w:right w:w="150" w:type="dxa"/>
+            </w:tcMar>
+          </w:tcPr>
+          <w:p>
+            <w:r>
+              <w:rPr>
+                <w:b/>
+                <w:color w:val="C53030"/>
+                <w:sz w:val="19"/>
+              </w:rPr>
+              <w:t xml:space="preserve">⚠️ Common Trap / JEE Pitfall: </w:t>
+            </w:r>
+            <w:r>
+              <w:rPr>
+                <w:color w:val="2D3748"/>
+                <w:sz w:val="19"/>
+              </w:rPr>
+              <w:t>Watch for algebraic rounding, stoichiometric balancing, and boundary condition checks.</w:t>
+            </w:r>
+          </w:p>
+        </w:tc>
+      </w:tr>
+    </w:tbl>
+    <w:tbl>
+      <w:tblPr>
+        <w:tblW w:type="auto" w:w="0"/>
+        <w:jc w:val="center"/>
+        <w:tblLook w:firstColumn="1" w:firstRow="1" w:lastColumn="0" w:lastRow="0" w:noHBand="0" w:noVBand="1" w:val="04A0"/>
+      </w:tblPr>
+      <w:tblGrid>
+        <w:gridCol w:w="10080"/>
+      </w:tblGrid>
+      <w:tr>
+        <w:tc>
+          <w:tcPr>
+            <w:tcW w:type="dxa" w:w="10080"/>
+            <w:shd w:fill="F0FFF4"/>
+            <w:tcMar>
+              <w:top w:w="100" w:type="dxa"/>
+              <w:bottom w:w="100" w:type="dxa"/>
+              <w:left w:w="150" w:type="dxa"/>
+              <w:right w:w="150" w:type="dxa"/>
+            </w:tcMar>
+          </w:tcPr>
+          <w:p>
+            <w:r>
+              <w:rPr>
+                <w:b/>
+                <w:color w:val="276749"/>
+                <w:sz w:val="19"/>
+              </w:rPr>
+              <w:t xml:space="preserve">💡 Speed Hack / Trick: </w:t>
+            </w:r>
+            <w:r>
+              <w:rPr>
+                <w:color w:val="2D3748"/>
+                <w:sz w:val="19"/>
+              </w:rPr>
+              <w:t>Dimensional consistency checks and ratio comparisons can quickly eliminate incorrect options.</w:t>
+            </w:r>
+          </w:p>
+        </w:tc>
+      </w:tr>
+    </w:tbl>
+    <w:p>
+      <w:pPr>
+        <w:spacing w:before="120" w:after="40"/>
+      </w:pPr>
+      <w:r>
+        <w:rPr>
+          <w:b/>
+          <w:color w:val="1A365D"/>
+          <w:sz w:val="19"/>
+        </w:rPr>
+        <w:t>Source PYQs testing this concept:</w:t>
+      </w:r>
+    </w:p>
+    <w:p>
+      <w:pPr>
+        <w:pStyle w:val="ListBullet"/>
+        <w:spacing w:after="40"/>
+      </w:pPr>
+      <w:r>
+        <w:rPr>
+          <w:b/>
+          <w:sz w:val="18"/>
+        </w:rPr>
+        <w:t xml:space="preserve">[2026 Evening Shift] Q#2 (MCQ): </w:t>
+      </w:r>
+      <w:r>
+        <w:rPr>
+          <w:sz w:val="18"/>
+        </w:rPr>
+        <w:t xml:space="preserve">"If sin(tan^-1(x√(2)))=cot(sin^-1√(1-x^2)),x ∈ (0,1) , then the value of x is:..."  </w:t>
+      </w:r>
+      <w:r>
+        <w:rPr>
+          <w:b/>
+          <w:color w:val="2B6CB0"/>
+          <w:sz w:val="18"/>
+        </w:rPr>
+        <w:t>[Ans: A]</w:t>
+      </w:r>
+    </w:p>
+    <w:p>
+      <w:pPr>
+        <w:pStyle w:val="ListBullet"/>
+        <w:spacing w:after="40"/>
+      </w:pPr>
+      <w:r>
+        <w:rPr>
+          <w:b/>
+          <w:sz w:val="18"/>
+        </w:rPr>
+        <w:t xml:space="preserve">[2026 Evening Shift] Q#4 (MCQ): </w:t>
+      </w:r>
+      <w:r>
+        <w:rPr>
+          <w:sz w:val="18"/>
+        </w:rPr>
+        <w:t xml:space="preserve">"Considering the principal values of inverse trigonometric functions, the value of the expression $tan(2sin^{-1}(\frac{2}{\sqrt{13}})-2cos^{-..."  </w:t>
+      </w:r>
+      <w:r>
+        <w:rPr>
+          <w:b/>
+          <w:color w:val="2B6CB0"/>
+          <w:sz w:val="18"/>
+        </w:rPr>
+        <w:t>[Ans: N/A]</w:t>
+      </w:r>
+    </w:p>
+    <w:p>
+      <w:pPr>
+        <w:pStyle w:val="ListBullet"/>
+        <w:spacing w:after="40"/>
+      </w:pPr>
+      <w:r>
+        <w:rPr>
+          <w:b/>
+          <w:sz w:val="18"/>
+        </w:rPr>
+        <w:t xml:space="preserve">[2025 Evening Shift] Q#4 (MCQ): </w:t>
+      </w:r>
+      <w:r>
+        <w:rPr>
+          <w:sz w:val="18"/>
+        </w:rPr>
+        <w:t xml:space="preserve">"The value of cot^-1(\frac√(1+tan^2)(2)-1tan(2))-cot^-1(\frac√(1+tan^2)((1 / 2))+1tan((1 / 2))) is equal to..."  </w:t>
+      </w:r>
+      <w:r>
+        <w:rPr>
+          <w:b/>
+          <w:color w:val="2B6CB0"/>
+          <w:sz w:val="18"/>
+        </w:rPr>
+        <w:t>[Ans: N/A]</w:t>
+      </w:r>
+    </w:p>
+    <w:p>
+      <w:pPr>
+        <w:spacing w:after="120"/>
+      </w:pPr>
+    </w:p>
+    <w:p>
+      <w:pPr>
+        <w:pStyle w:val="Heading2"/>
+      </w:pPr>
+      <w:r>
+        <w:rPr>
+          <w:color w:val="2B6CB0"/>
+          <w:sz w:val="24"/>
+        </w:rPr>
+        <w:t>3.3 Inverse Trigonometric Functions — Applied Cases, Reactions &amp; Traps (Standard Yield — 0 PYQs)</w:t>
       </w:r>
     </w:p>
     <w:p>
@@ -1189,13 +1143,13 @@
           <w:b/>
           <w:sz w:val="18"/>
         </w:rPr>
-        <w:t xml:space="preserve">[2026 Morning Shift] Q#2 (MCQ): </w:t>
+        <w:t xml:space="preserve">[2026 Evening Shift] Q#1 (MCQ): </w:t>
       </w:r>
       <w:r>
         <w:rPr>
           <w:sz w:val="18"/>
         </w:rPr>
-        <w:t xml:space="preserve">"The number of solutions of tan^-14x+tan^-16x=(π / 6) , where -\frac12√(6)&lt;x&lt;\frac12√(6) , is equal to :..."  </w:t>
+        <w:t xml:space="preserve">"Let α=3sin^-1((6 / 11)) and β=3cos^-1((4 / 9)) , where inverse trigonometric functions take only the principal valu..."  </w:t>
       </w:r>
       <w:r>
         <w:rPr>
@@ -1216,40 +1170,13 @@
           <w:b/>
           <w:sz w:val="18"/>
         </w:rPr>
-        <w:t xml:space="preserve">[2025 Morning Shift] Q#2 (MCQ): </w:t>
+        <w:t xml:space="preserve">[2026 Evening Shift] Q#1 (MCQ): </w:t>
       </w:r>
       <w:r>
         <w:rPr>
           <w:sz w:val="18"/>
         </w:rPr>
-        <w:t xml:space="preserve">"If (π / 2) ≤ x ≤ (3π / 4) , then cos^-1((12 / 13)cosx+(5 / 13)sinx) is equal to..."  </w:t>
-      </w:r>
-      <w:r>
-        <w:rPr>
-          <w:b/>
-          <w:color w:val="2B6CB0"/>
-          <w:sz w:val="18"/>
-        </w:rPr>
-        <w:t>[Ans: N/A]</w:t>
-      </w:r>
-    </w:p>
-    <w:p>
-      <w:pPr>
-        <w:pStyle w:val="ListBullet"/>
-        <w:spacing w:after="40"/>
-      </w:pPr>
-      <w:r>
-        <w:rPr>
-          <w:b/>
-          <w:sz w:val="18"/>
-        </w:rPr>
-        <w:t xml:space="preserve">[2024 Evening Shift] Q#2 (MCQ): </w:t>
-      </w:r>
-      <w:r>
-        <w:rPr>
-          <w:sz w:val="18"/>
-        </w:rPr>
-        <w:t xml:space="preserve">"If a=sin^-1(sin(5)) and b=cos^-1(cos(5)) , then a^2+b^2 is equal to..."  </w:t>
+        <w:t xml:space="preserve">"If the domain of the function f(x)=sin^-1(\frac1x^2-2x-2) , is (-∞,α]∪[β,γ]∪[δ,∞) , then $\alpha+\b..."  </w:t>
       </w:r>
       <w:r>
         <w:rPr>
@@ -1408,7 +1335,7 @@
           <w:color w:val="1A365D"/>
           <w:sz w:val="22"/>
         </w:rPr>
-        <w:t>Benchmark Problem 2: JEE Main 2026 (Online) 24th January Evening Shift (Q#1)</w:t>
+        <w:t>Benchmark Problem 2: JEE Main 2026 (Online) 6th April Evening Shift (Q#2)</w:t>
       </w:r>
     </w:p>
     <w:p>
@@ -1419,7 +1346,21 @@
         <w:rPr>
           <w:sz w:val="20"/>
         </w:rPr>
-        <w:t>If the domain of the function f(x)=sin^-1(\frac1x^2-2x-2) , is (-∞,α]∪[β,γ]∪[δ,∞) , then α+β+γ+δ is equal to</w:t>
+        <w:t>If sin(tan^-1(x√(2)))=cot(sin^-1√(1-x^2)),x ∈ (0,1) , then the value of x is:</w:t>
+      </w:r>
+    </w:p>
+    <w:p>
+      <w:pPr>
+        <w:pStyle w:val="ListBullet"/>
+        <w:spacing w:after="20"/>
+      </w:pPr>
+      <w:r>
+        <w:rPr>
+          <w:b/>
+          <w:color w:val="276749"/>
+          <w:sz w:val="19"/>
+        </w:rPr>
+        <w:t>(A) (1 / 2)</w:t>
       </w:r>
     </w:p>
     <w:p>
@@ -1431,7 +1372,7 @@
         <w:rPr>
           <w:sz w:val="19"/>
         </w:rPr>
-        <w:t>(A) 4</w:t>
+        <w:t>(B) (1 / 3)</w:t>
       </w:r>
     </w:p>
     <w:p>
@@ -1443,7 +1384,7 @@
         <w:rPr>
           <w:sz w:val="19"/>
         </w:rPr>
-        <w:t>(B) 2</w:t>
+        <w:t>(C) (2 / 3)</w:t>
       </w:r>
     </w:p>
     <w:p>
@@ -1455,19 +1396,7 @@
         <w:rPr>
           <w:sz w:val="19"/>
         </w:rPr>
-        <w:t>(C) 5</w:t>
-      </w:r>
-    </w:p>
-    <w:p>
-      <w:pPr>
-        <w:pStyle w:val="ListBullet"/>
-        <w:spacing w:after="20"/>
-      </w:pPr>
-      <w:r>
-        <w:rPr>
-          <w:sz w:val="19"/>
-        </w:rPr>
-        <w:t>(D) 3</w:t>
+        <w:t>(D) (5 / 8)</w:t>
       </w:r>
     </w:p>
     <w:tbl>
@@ -1498,7 +1427,7 @@
                 <w:color w:val="1A365D"/>
                 <w:sz w:val="19"/>
               </w:rPr>
-              <w:t>Correct Answer: None</w:t>
+              <w:t>Correct Answer: A</w:t>
               <w:br/>
             </w:r>
             <w:r>
@@ -1508,128 +1437,7 @@
               </w:rPr>
               <w:t>Solution Analysis:</w:t>
               <w:br/>
-              <w:t>Domain of sin^-1θ is -1 ≤ θ ≤ 1 f(x)=sin^-1(\frac1x^2-2x-2) is defined if -1 ≤ \frac1x^2-2x-2 ≤ 1 s.t \frac1x^2-2x-2 ≥ -1 and \frac1x^2-2x-2 ≤ 1 so these two inequality and final solution will be intersection of solution of these two inequality. solve \frac1x^2-2x-2 ≥ -1 \frac1x^2-2x-2+1 ≥ 0 \frac1+x^2-2x-2x^2-2x-2 ≥ 0 \frac(x^2-2x-1)x^2-2x-2 ≥ 0 roots of x^2-2x-1 is x=\frac2 ± √(4+4)2=1 ± √(2) roots of x^2-2x-2 is x=\frac2 ± √(4+8)2=1 ± √(3) so,x ∈ (-∞,1-√(3))∪[1-√(2),1+√(2)]∪(1+√(3),∞)-S_(1) solve\frac1x^2-2x-2 ≤ 1 \frac1x^2-2x-2-1 ≤ 0 \frac1-x^2+2x+2x^2-2x-2 ≤ 0 \frac3-x^2+2xx^2-2x-2 ≤ 0 \fracx^2-2x-3x^2-2x-2 ≥ 0multiply by-1sign of inequality change roots ofx^2-2x-3isx=\frac2 ± √(4+12)2=3,-1 roots ofx^2-2x-2isx=1 ± √(3) x ∈ (-∞,-1]∪(1-√(3),1+√(3))∪[3,∞)-S_(2) taking intersection of S_(1) S_(2) for final solution. so domain of f(x) is x ∈ (-∞,-1]∪[1-√(2),1+√(2)]∪[3,∞) compare this with given domain x ∈ (-∞,α]∪[β,γ]∪[δ,∞) so,α=-1,β=1-√(2),γ=1+√(2),δ=3 α+β+γ+δ=-1+1-√(2)+1+√(2)+3=4</w:t>
-            </w:r>
-          </w:p>
-        </w:tc>
-      </w:tr>
-    </w:tbl>
-    <w:p>
-      <w:pPr>
-        <w:spacing w:after="120"/>
-      </w:pPr>
-    </w:p>
-    <w:p>
-      <w:pPr>
-        <w:spacing w:before="160" w:after="40"/>
-      </w:pPr>
-      <w:r>
-        <w:rPr>
-          <w:b/>
-          <w:color w:val="1A365D"/>
-          <w:sz w:val="22"/>
-        </w:rPr>
-        <w:t>Benchmark Problem 3: JEE Main 2026 (Online) 22nd January Morning Shift (Q#2)</w:t>
-      </w:r>
-    </w:p>
-    <w:p>
-      <w:pPr>
-        <w:spacing w:after="80"/>
-      </w:pPr>
-      <w:r>
-        <w:rPr>
-          <w:sz w:val="20"/>
-        </w:rPr>
-        <w:t>The number of solutions of tan^-14x+tan^-16x=(π / 6) , where -\frac12√(6)&lt;x&lt;\frac12√(6) , is equal to :</w:t>
-      </w:r>
-    </w:p>
-    <w:p>
-      <w:pPr>
-        <w:pStyle w:val="ListBullet"/>
-        <w:spacing w:after="20"/>
-      </w:pPr>
-      <w:r>
-        <w:rPr>
-          <w:sz w:val="19"/>
-        </w:rPr>
-        <w:t>(A) 2</w:t>
-      </w:r>
-    </w:p>
-    <w:p>
-      <w:pPr>
-        <w:pStyle w:val="ListBullet"/>
-        <w:spacing w:after="20"/>
-      </w:pPr>
-      <w:r>
-        <w:rPr>
-          <w:sz w:val="19"/>
-        </w:rPr>
-        <w:t>(B) 0</w:t>
-      </w:r>
-    </w:p>
-    <w:p>
-      <w:pPr>
-        <w:pStyle w:val="ListBullet"/>
-        <w:spacing w:after="20"/>
-      </w:pPr>
-      <w:r>
-        <w:rPr>
-          <w:sz w:val="19"/>
-        </w:rPr>
-        <w:t>(C) 3</w:t>
-      </w:r>
-    </w:p>
-    <w:p>
-      <w:pPr>
-        <w:pStyle w:val="ListBullet"/>
-        <w:spacing w:after="20"/>
-      </w:pPr>
-      <w:r>
-        <w:rPr>
-          <w:sz w:val="19"/>
-        </w:rPr>
-        <w:t>(D) 1</w:t>
-      </w:r>
-    </w:p>
-    <w:tbl>
-      <w:tblPr>
-        <w:tblW w:type="auto" w:w="0"/>
-        <w:jc w:val="center"/>
-        <w:tblLook w:firstColumn="1" w:firstRow="1" w:lastColumn="0" w:lastRow="0" w:noHBand="0" w:noVBand="1" w:val="04A0"/>
-      </w:tblPr>
-      <w:tblGrid>
-        <w:gridCol w:w="10080"/>
-      </w:tblGrid>
-      <w:tr>
-        <w:tc>
-          <w:tcPr>
-            <w:tcW w:type="dxa" w:w="10080"/>
-            <w:shd w:fill="F7FAFC"/>
-            <w:tcMar>
-              <w:top w:w="100" w:type="dxa"/>
-              <w:bottom w:w="100" w:type="dxa"/>
-              <w:left w:w="150" w:type="dxa"/>
-              <w:right w:w="150" w:type="dxa"/>
-            </w:tcMar>
-          </w:tcPr>
-          <w:p>
-            <w:r>
-              <w:rPr>
-                <w:b/>
-                <w:color w:val="1A365D"/>
-                <w:sz w:val="19"/>
-              </w:rPr>
-              <w:t>Correct Answer: None</w:t>
-              <w:br/>
-            </w:r>
-            <w:r>
-              <w:rPr>
-                <w:color w:val="2D3748"/>
-                <w:sz w:val="18"/>
-              </w:rPr>
-              <w:t>Solution Analysis:</w:t>
-              <w:br/>
-              <w:t>tan^-14x+tan^-16x=(π / 6) tan^-1(\frac10x1-24x^2)=(π / 6) 24x^2+10√(3)x-1=0 x=\frac-5√(3) ± 3√(14)24</w:t>
+              <w:t>Let us solve sin(tan^-1(x√(2)))=cot(sin^-1√(1-x^2)),x ∈ (0,1) step by step. Step 1: Simplify the left-hand side Let θ=tan^-1(x√(2)) Then tanθ=x√(2) We know that if tanθ=(opposite / adjacent) , then we can take opposite =x√(2) adjacent =1 So hypotenuse is √(1+(x\sqrt2))^2=√(1+2x^2) Hence, sinθ=\fracx√(2)√(1+2x^2) Therefore, sin(tan^-1(x√(2)))=\fracx√(2)√(1+2x^2) Step 2: Simplify the right-hand side Let ϕ=sin^-1√(1-x^2) Then sinϕ=√(1-x^2) Since x ∈ (0,1) , we have √(1-x^2) ∈ (0,1) , so ϕ is acute. Now, cosϕ=√(1-sin^2)ϕ=√(1-(1-x^2))=√(x^2)=x because x&gt;0 . Therefore, cotϕ=(cosϕ / sinϕ)=\fracx√(1-x^2) So, cot(sin^-1√(1-x^2))=\fracx√(1-x^2) Step 3: Equate both sides Now the given equation becomes \fracx√(2)√(1+2x^2)=\fracx√(1-x^2) Since x ∈ (0,1) , we have x ≠ 0 , so divide both sides by x : \frac√(2)√(1+2x^2)=\frac1√(1-x^2) Step 4: Cross multiply √(2)√(1-x^2)=√(1+2x^2) Now square both sides: 2(1-x^2)=1+2x^2 2-2x^2=1+2x^2 1=4x^2 x^2=(1 / 4) Since x ∈ (0,1) , x=(1 / 2) Final Answer (1 / 2) So, the correct option is Option A .</w:t>
             </w:r>
           </w:p>
         </w:tc>
